--- a/reports/r0291.docx
+++ b/reports/r0291.docx
@@ -45,7 +45,7 @@
           <w:color w:val="000000"/>
           <w:sz w:val="21"/>
         </w:rPr>
-        <w:t>■ 抚顺经济总量列辽宁省第11位，人均GDP约—万元、人均经济实力居省内中游，经济增速由4.35%回落至2.00%、有所放缓；固定资产投资连续负增长（最新-5.80%），经济动能仍有待修复。【待补充：抚顺市的行政与战略定位、支柱产业及龙头企业（数据库未覆盖，需人工补充）】</w:t>
+        <w:t>■ 抚顺作为辽宁省下辖地级市，经济总量列辽宁省第11位，人均经济实力居省内中游，经济增速由4.35%回落至2.00%、有所放缓；固定资产投资连续负增长（最新-5.80%），经济动能仍有待修复。</w:t>
       </w:r>
     </w:p>
     <w:p>
@@ -75,7 +75,7 @@
           <w:color w:val="000000"/>
           <w:sz w:val="21"/>
         </w:rPr>
-        <w:t>产业结构方面，2025年抚顺市三次产业结构为6.4:36.9:56.7。【待补充：支柱产业、主要龙头企业、对外贸易等定性描述（数据库未覆盖）】</w:t>
+        <w:t>产业结构方面，2025年抚顺市三次产业结构为6.4:36.9:56.7，第三产业占主导、服务业是经济主体。</w:t>
       </w:r>
     </w:p>
     <w:p>
